--- a/en/wisdom-stories/mother-of-pearl-flower.docx
+++ b/en/wisdom-stories/mother-of-pearl-flower.docx
@@ -3,93 +3,143 @@
 <w:document xmlns:wpc="http://schemas.microsoft.com/office/word/2010/wordprocessingCanvas" xmlns:mo="http://schemas.microsoft.com/office/mac/office/2008/main" xmlns:mc="http://schemas.openxmlformats.org/markup-compatibility/2006" xmlns:mv="urn:schemas-microsoft-com:mac:vml" xmlns:o="urn:schemas-microsoft-com:office:office" xmlns:r="http://schemas.openxmlformats.org/officeDocument/2006/relationships" xmlns:m="http://schemas.openxmlformats.org/officeDocument/2006/math" xmlns:v="urn:schemas-microsoft-com:vml" xmlns:wp14="http://schemas.microsoft.com/office/word/2010/wordprocessingDrawing" xmlns:wp="http://schemas.openxmlformats.org/drawingml/2006/wordprocessingDrawing" xmlns:w10="urn:schemas-microsoft-com:office:word" xmlns:w="http://schemas.openxmlformats.org/wordprocessingml/2006/main" xmlns:w14="http://schemas.microsoft.com/office/word/2010/wordml" xmlns:wpg="http://schemas.microsoft.com/office/word/2010/wordprocessingGroup" xmlns:wpi="http://schemas.microsoft.com/office/word/2010/wordprocessingInk" xmlns:wne="http://schemas.microsoft.com/office/word/2006/wordml" xmlns:wps="http://schemas.microsoft.com/office/word/2010/wordprocessingShape" mc:Ignorable="w14 wp14">
   <w:body>
     <w:p>
+      <w:pPr>
+        <w:pStyle w:val="Title"/>
+      </w:pPr>
       <w:r>
         <w:t>The Mother-of-Pearl Flower</w:t>
       </w:r>
     </w:p>
     <w:p>
+      <w:pPr/>
       <w:r>
-        <w:t>The situation of an eighty-year-old couple who were being tried for divorce in the courtroom was painful for everyone… The judge, looking into the eyes of the stubborn, silent grandmother, sunken from crying, addressed the old woman in a full voice:</w:t>
+        <w:t>An elderly couple, both in their eighties, stood before a divorce court after fifty years of marriage. The woman’s eyes were swollen from crying. The judge gently asked:</w:t>
       </w:r>
     </w:p>
     <w:p>
+      <w:pPr>
+        <w:spacing w:after="80"/>
+      </w:pPr>
       <w:r>
-        <w:t>— Tell me, aunt, why do you want a divorce? — he asked.</w:t>
+        <w:t>“Why do you want a divorce?”</w:t>
       </w:r>
     </w:p>
     <w:p>
+      <w:pPr>
+        <w:spacing w:after="80"/>
+      </w:pPr>
       <w:r>
         <w:t>After taking a deep breath, the old woman began to speak in a choked voice:</w:t>
       </w:r>
     </w:p>
     <w:p>
+      <w:pPr/>
       <w:r>
-        <w:t>— This man has worn me out; for exactly fifty years he has made me tired of life…, — she said and fell silent.</w:t>
+        <w:t>“He has worn me down,” she said, her voice breaking. “For fifty years, he has made me weary of life.”</w:t>
       </w:r>
     </w:p>
     <w:p>
+      <w:pPr/>
       <w:r>
-        <w:t>A long silence fell on the hall. The silence was broken by a journalist’s photo flash. Who knows what headline the newspapers would give this event after fifty years of life together. Many journalists were watching the trial. What would the woman say? Everyone was listening to her. The old woman’s eyes filled with tears and she continued: — I had a mother-of-pearl flower that I loved very much… He doesn’t know… It was fifty years ago. I had planted that flower by taking a leaf from the flowers he had given me. We had no children, but I considered this flower my child. After a while, I saw that the flower had begun to wither.</w:t>
+        <w:t>The courtroom fell silent, interrupted only by a photographer’s flash. Reporters waited to hear what she would say. “I have a mother-of-pearl plant that I love dearly. I grew it from a leaf taken from flowers he gave me fifty years ago. We never had children, so I cared for it like a child. One day, it began to wither.</w:t>
       </w:r>
     </w:p>
     <w:p>
+      <w:pPr/>
       <w:r>
-        <w:t>At that time, I promised that I would wake up every night before sunrise and water this flower. For fifty years this man never once got up at night and said, “Let me water this flower.” Until last night… Last night I lay down exhausted and could not wake up… I spent fifty years with such a man. I gave my life, my hope, my everything. I saw nothing from him. I assure you, I can live my life better without him.</w:t>
+        <w:t>“I promised to get up before dawn every night to water it. In fifty years, he never once offered to do it for me. Last night, I was so exhausted that I couldn’t wake up. I’ve given this man my life, my hopes, everything, and received nothing in return. I would be better off alone.”</w:t>
       </w:r>
     </w:p>
     <w:p>
+      <w:pPr>
+        <w:spacing w:after="80"/>
+      </w:pPr>
       <w:r>
         <w:t>The judge turned to the elder:</w:t>
       </w:r>
     </w:p>
     <w:p>
+      <w:pPr>
+        <w:spacing w:after="80"/>
+      </w:pPr>
       <w:r>
-        <w:t>— Do you have anything to say, grandfather? — he asked.</w:t>
+        <w:t>“Would you like to say anything?”</w:t>
       </w:r>
     </w:p>
     <w:p>
+      <w:pPr>
+        <w:spacing w:after="80"/>
+      </w:pPr>
       <w:r>
-        <w:t>The old man leaned on his staff, turned to the judge with a guilty expression on his face, and began to speak:</w:t>
+        <w:t>Leaning on his cane, the husband began:</w:t>
       </w:r>
     </w:p>
     <w:p>
+      <w:pPr/>
       <w:r>
-        <w:t>— I spent my military service as a gardener. I worked hard to make that garden grow beautifully and healthily. I met Fatima there. I gave her bouquets of the most beautiful flowers. When we were newly married, she complained of neck pain, so I took her to the doctor. The doctor said, “If she sleeps too long without waking, the muscles in her neck will stiffen and her condition will worsen. She should break her sleep every night, wake up, and walk around.” The lady did not listen to the doctor’s words… I did not listen to her either… In those days our flower accidentally started to wither. I told her, “If you get up and water the flower at night, it will come back to life.” I asked her to promise, and she promised…</w:t>
+        <w:t>“I was a gardener during my military service. That was where I met Fatima. I used to bring her the finest flowers I could grow. Soon after we married, she developed neck pain. A doctor told us that sleeping too long without moving made it worse. He advised her to get up and walk around during the night, but she wouldn’t listen to either of us. Then the plant began to wither. I told her it would recover if she got up at night to water it. She promised she would.</w:t>
       </w:r>
     </w:p>
     <w:p>
+      <w:pPr/>
       <w:r>
-        <w:t>I woke her up every night and watched her. I watched the woman I loved watering the flower she thought of as her child. Every night, it was as if I was that flower…</w:t>
+        <w:t>“Every night, I woke her and watched her tend the plant she loved like a child. Seeing her care for it, I felt as though I were that flower.”</w:t>
       </w:r>
     </w:p>
     <w:p>
+      <w:pPr>
+        <w:spacing w:after="80"/>
+      </w:pPr>
       <w:r>
-        <w:t>Grandfather paused for a moment and continued:</w:t>
+        <w:t>He paused, then continued:</w:t>
       </w:r>
     </w:p>
     <w:p>
+      <w:pPr/>
       <w:r>
-        <w:t>— Every night, after she went to bed, I woke up to empty the water from the pot. Mother-of-pearl does not like to be watered at night, Your Honor… And last night… what can I say, this old age… I could not wake up either… The flower could have gone thirsty, but my wife would have faced health complications… She blamed me for not waking her… I did not raise my voice; I remained silent…</w:t>
+        <w:t>“After she went back to bed, I got up to empty the excess water from the pot. The plant didn’t need all that water, Your Honor. Last night, I failed to wake too. We’re getting old. Missing its water wouldn’t harm the plant, but I worried about my wife. She blamed me for not waking her. I didn’t argue.”</w:t>
       </w:r>
     </w:p>
     <w:p>
+      <w:pPr>
+        <w:keepNext/>
+        <w:spacing w:after="80"/>
+      </w:pPr>
       <w:r>
         <w:t>At that moment everyone in the hall, including the journalists, was in tears…</w:t>
       </w:r>
     </w:p>
     <w:p>
+      <w:pPr>
+        <w:keepNext/>
+        <w:keepLines/>
+        <w:spacing w:before="160"/>
+      </w:pPr>
       <w:r>
-        <w:t>Moral: Sometimes love is hidden not in words, but in the care that is silently borne for years. Let us protect those we love, and stay away from breaking hearts.</w:t>
+        <w:rPr>
+          <w:b/>
+        </w:rPr>
+        <w:t>Moral:</w:t>
+      </w:r>
+      <w:r>
+        <w:t xml:space="preserve"> Love is sometimes expressed through years of quiet care. Recognize that care, and remember to speak gently to those you love.</w:t>
       </w:r>
     </w:p>
     <w:p>
+      <w:pPr>
+        <w:spacing w:after="80"/>
+      </w:pPr>
       <w:r>
-        <w:t>The story was obtained from open Internet sources.</w:t>
+        <w:rPr>
+          <w:i/>
+          <w:sz w:val="18"/>
+        </w:rPr>
+        <w:t>Source: Publicly available internet sources.</w:t>
       </w:r>
     </w:p>
     <w:sectPr>
       <w:pgSz w:w="12240" w:h="15840"/>
-      <w:pgMar w:top="1440" w:right="1800" w:bottom="1440" w:left="1800" w:header="720" w:footer="720" w:gutter="0"/>
+      <w:pgMar w:top="1080" w:right="1224" w:bottom="1080" w:left="1224" w:header="720" w:footer="720" w:gutter="0"/>
       <w:cols w:space="720"/>
       <w:docGrid w:linePitch="360"/>
     </w:sectPr>
@@ -460,6 +510,16 @@
     <w:name w:val="Normal"/>
     <w:qFormat/>
     <w:rsid w:val="00FC693F"/>
+    <w:pPr>
+      <w:widowControl/>
+      <w:spacing w:after="120" w:line="259" w:lineRule="auto"/>
+    </w:pPr>
+    <w:rPr>
+      <w:rFonts w:ascii="Arial" w:hAnsi="Arial"/>
+      <w:color w:val="000000"/>
+      <w:sz w:val="22"/>
+      <w:lang w:val="en-US"/>
+    </w:rPr>
   </w:style>
   <w:style w:type="paragraph" w:styleId="Header">
     <w:name w:val="header"/>
@@ -802,18 +862,17 @@
     <w:qFormat/>
     <w:rsid w:val="00FC693F"/>
     <w:pPr>
-      <w:pBdr>
-        <w:bottom w:val="single" w:sz="8" w:space="4" w:color="4F81BD" w:themeColor="accent1"/>
-      </w:pBdr>
-      <w:spacing w:after="300" w:line="240" w:lineRule="auto"/>
+      <w:keepNext/>
+      <w:spacing w:after="280" w:line="240" w:lineRule="auto"/>
       <w:contextualSpacing/>
     </w:pPr>
     <w:rPr>
-      <w:rFonts w:asciiTheme="majorHAnsi" w:eastAsiaTheme="majorEastAsia" w:hAnsiTheme="majorHAnsi" w:cstheme="majorBidi"/>
-      <w:color w:val="17365D" w:themeColor="text2" w:themeShade="BF"/>
+      <w:rFonts w:asciiTheme="majorHAnsi" w:eastAsiaTheme="majorEastAsia" w:hAnsiTheme="majorHAnsi" w:cstheme="majorBidi" w:ascii="Arial" w:hAnsi="Arial"/>
+      <w:b/>
+      <w:color w:val="000000"/>
       <w:spacing w:val="5"/>
       <w:kern w:val="28"/>
-      <w:sz w:val="52"/>
+      <w:sz w:val="34"/>
       <w:szCs w:val="52"/>
     </w:rPr>
   </w:style>
@@ -1289,9 +1348,6 @@
     <w:qFormat/>
     <w:rsid w:val="00FC693F"/>
     <w:pPr>
-      <w:pBdr>
-        <w:bottom w:val="single" w:sz="4" w:space="4" w:color="4F81BD" w:themeColor="accent1"/>
-      </w:pBdr>
       <w:spacing w:before="200" w:after="280"/>
       <w:ind w:left="936" w:right="936"/>
     </w:pPr>

--- a/en/wisdom-stories/mother-of-pearl-flower.docx
+++ b/en/wisdom-stories/mother-of-pearl-flower.docx
@@ -13,7 +13,7 @@
     <w:p>
       <w:pPr/>
       <w:r>
-        <w:t>An elderly couple, both in their eighties, stood before a divorce court after fifty years of marriage. The woman’s eyes were swollen from crying. The judge gently asked:</w:t>
+        <w:t>The divorce of an eighty-year-old couple was being heard, and their condition saddened everyone. The woman was firmly silent, and her eyes were sunken from crying. The judge gently asked:</w:t>
       </w:r>
     </w:p>
     <w:p>
@@ -21,7 +21,7 @@
         <w:spacing w:after="80"/>
       </w:pPr>
       <w:r>
-        <w:t>“Why do you want a divorce?”</w:t>
+        <w:t>“Tell me, auntie, why do you want a divorce?”</w:t>
       </w:r>
     </w:p>
     <w:p>
@@ -35,19 +35,19 @@
     <w:p>
       <w:pPr/>
       <w:r>
-        <w:t>“He has worn me down,” she said, her voice breaking. “For fifty years, he has made me weary of life.”</w:t>
+        <w:t>“This man has worn me out; for exactly fifty years he has made me weary of life,” she said, and fell silent.</w:t>
       </w:r>
     </w:p>
     <w:p>
       <w:pPr/>
       <w:r>
-        <w:t>The courtroom fell silent, interrupted only by a photographer’s flash. Reporters waited to hear what she would say. “I have a mother-of-pearl plant that I love dearly. I grew it from a leaf taken from flowers he gave me fifty years ago. We never had children, so I cared for it like a child. One day, it began to wither.</w:t>
+        <w:t>The courtroom fell silent, interrupted only by a journalist’s camera flash. Who knows what headline the papers would give this after fifty years of life. Many journalists were following the trial. What would she say? Everyone was listening. The old woman's eyes filled, and she continued: “I had a mother-of-pearl flower that I loved very much. He doesn’t know. I grew it from a leaf taken from flowers he gave me fifty years ago. We never had children, so I regarded this flower as my child. One day, it began to wither.”</w:t>
       </w:r>
     </w:p>
     <w:p>
       <w:pPr/>
       <w:r>
-        <w:t>“I promised to get up before dawn every night to water it. In fifty years, he never once offered to do it for me. Last night, I was so exhausted that I couldn’t wake up. I’ve given this man my life, my hopes, everything, and received nothing in return. I would be better off alone.”</w:t>
+        <w:t>“I promised to get up before dawn every night to water it. In fifty years, he never once got up at night and said, ‘Let me water this flower.’ Until last night. Last night my strength gave out, I had fallen asleep, and I could not wake. I spent fifty years with such a man. I have given him my life, my hopes, everything, and received nothing in return. I assure you, I can live my life better without him.”</w:t>
       </w:r>
     </w:p>
     <w:p>
@@ -63,7 +63,7 @@
         <w:spacing w:after="80"/>
       </w:pPr>
       <w:r>
-        <w:t>“Would you like to say anything?”</w:t>
+        <w:t>“Do you have anything to say, grandfather?”</w:t>
       </w:r>
     </w:p>
     <w:p>
@@ -71,19 +71,19 @@
         <w:spacing w:after="80"/>
       </w:pPr>
       <w:r>
-        <w:t>Leaning on his cane, the husband began:</w:t>
+        <w:t>Leaning on his cane, with a guilty look on his face, he turned to the judge and began:</w:t>
       </w:r>
     </w:p>
     <w:p>
       <w:pPr/>
       <w:r>
-        <w:t>“I was a gardener during my military service. That was where I met Fatima. I used to bring her the finest flowers I could grow. Soon after we married, she developed neck pain. A doctor told us that sleeping too long without moving made it worse. He advised her to get up and walk around during the night, but she wouldn’t listen to either of us. Then the plant began to wither. I told her it would recover if she got up at night to water it. She promised she would.</w:t>
+        <w:t>“I was a gardener during my military service. I worked so that the garden would grow beautiful and healthy. That was where I met Fatima. I used to bring her the finest flowers I could grow. Soon after we married, she complained of neck pain, so I took her to a doctor. He told us that if she slept a long time without waking, the muscles in her neck would stiffen and her condition would worsen. He advised her to break her sleep every night, wake, and walk a little, but she wouldn’t listen to either of us. In those days our flower happened to begin to wither. I told her it would recover if she got up at night to water it. I asked her to promise, and she did.”</w:t>
       </w:r>
     </w:p>
     <w:p>
       <w:pPr/>
       <w:r>
-        <w:t>“Every night, I woke her and watched her tend the plant she loved like a child. Seeing her care for it, I felt as though I were that flower.”</w:t>
+        <w:t>“Every night, I woke her and watched her water the flower she regarded as her child. Seeing her care for it, I felt as though I were that flower.”</w:t>
       </w:r>
     </w:p>
     <w:p>
@@ -97,7 +97,7 @@
     <w:p>
       <w:pPr/>
       <w:r>
-        <w:t>“After she went back to bed, I got up to empty the excess water from the pot. The plant didn’t need all that water, Your Honor. Last night, I failed to wake too. We’re getting old. Missing its water wouldn’t harm the plant, but I worried about my wife. She blamed me for not waking her. I didn’t argue.”</w:t>
+        <w:t>“Every night after she fell asleep, I got up to empty the excess water from the pot. It is not good to water a mother-of-pearl flower at night, Your Honor. Last night, I could not wake up either. We’re getting old. The flower could have gone one night without water, but my wife’s condition could have grown worse. She blamed me for not waking her. I said nothing.”</w:t>
       </w:r>
     </w:p>
     <w:p>
@@ -119,11 +119,9 @@
         <w:rPr>
           <w:b/>
         </w:rPr>
-        <w:t>Moral:</w:t>
+        <w:t>Moral: Love is sometimes hidden not in words, but in care carried quietly for years. Let us protect the one we love, and let us keep from breaking hearts.</w:t>
       </w:r>
-      <w:r>
-        <w:t xml:space="preserve"> Love is sometimes expressed through years of quiet care. Recognize that care, and remember to speak gently to those you love.</w:t>
-      </w:r>
+      <w:r/>
     </w:p>
     <w:p>
       <w:pPr>
@@ -134,7 +132,7 @@
           <w:i/>
           <w:sz w:val="18"/>
         </w:rPr>
-        <w:t>Source: Publicly available internet sources.</w:t>
+        <w:t>Stories are taken from open Internet sources; illustrations were created with AI.</w:t>
       </w:r>
     </w:p>
     <w:sectPr>

--- a/en/wisdom-stories/mother-of-pearl-flower.docx
+++ b/en/wisdom-stories/mother-of-pearl-flower.docx
@@ -27,7 +27,7 @@
         <w:rPr>
           <w:lang/>
         </w:rPr>
-        <w:t>A court was hearing the divorce case of a couple in their eighties. Everyone in the courtroom was saddened that two people who had shared fifty years together now wanted to part.</w:t>
+        <w:t>A court was hearing the divorce case of a couple in their eighties. Everyone in the courtroom was saddened that two people who had shared fifty years of marriage now wanted to part.</w:t>
       </w:r>
     </w:p>
     <w:p>
@@ -40,7 +40,7 @@
         <w:rPr>
           <w:lang/>
         </w:rPr>
-        <w:t>The judge looked at the woman, her eyes sunken from crying, and gently asked:</w:t>
+        <w:t xml:space="preserve">The judge looked at the woman, whose eyes were sunken from crying, and gently asked:</w:t>
       </w:r>
     </w:p>
     <w:p>
